--- a/Правки по замечаниям ЛР3.docx
+++ b/Правки по замечаниям ЛР3.docx
@@ -95,13 +95,7 @@
         <w:jc w:val="both"/>
       </w:pPr>
       <w:r>
-        <w:t xml:space="preserve">На странице «Добавление» до нажатия «Далее» вводится только название компонента, поэтому заголовок этой группы переименован с «Описание» на «Название», подпись поля </w:t>
-      </w:r>
-      <w:r>
-        <w:t>–</w:t>
-      </w:r>
-      <w:r>
-        <w:t xml:space="preserve"> «Название компонента».</w:t>
+        <w:t xml:space="preserve">На странице «Добавление» до нажатия «Далее» вводится только название компонента, поэтому заголовок этой группы переименован с «Описание» на «Название», подпись поля – «Название компонента».</w:t>
       </w:r>
     </w:p>
     <w:p>
@@ -164,7 +158,7 @@
           <w:sz w:val="22"/>
           <w:szCs w:val="22"/>
         </w:rPr>
-        <w:t>Скриншот 1 — страница «Добавление» до «Далее»: группа «Название» под фото и видео</w:t>
+        <w:t xml:space="preserve">Скриншот 1 — страница «Добавление» до «Далее»: группа «Название» под фото и видео</w:t>
       </w:r>
     </w:p>
     <w:p>
@@ -221,18 +215,41 @@
           <w:sz w:val="22"/>
           <w:szCs w:val="22"/>
         </w:rPr>
-        <w:t>/</w:t>
-      </w:r>
-      <w:proofErr w:type="spellStart"/>
+        <w:t>/feed</w:t>
+      </w:r>
+      <w:r>
+        <w:t xml:space="preserve"> и </w:t>
+      </w:r>
       <w:r>
         <w:rPr>
           <w:rFonts w:ascii="Consolas" w:eastAsia="Consolas" w:hAnsi="Consolas" w:cs="Consolas"/>
           <w:sz w:val="22"/>
           <w:szCs w:val="22"/>
         </w:rPr>
-        <w:t>feed</w:t>
-      </w:r>
-      <w:proofErr w:type="spellEnd"/>
+        <w:t>/feed/{id}</w:t>
+      </w:r>
+      <w:r>
+        <w:t xml:space="preserve">). Теперь это один метод </w:t>
+      </w:r>
+      <w:r>
+        <w:rPr>
+          <w:rFonts w:ascii="Consolas" w:eastAsia="Consolas" w:hAnsi="Consolas" w:cs="Consolas"/>
+          <w:sz w:val="22"/>
+          <w:szCs w:val="22"/>
+        </w:rPr>
+        <w:t>GET /api/power_components/feed</w:t>
+      </w:r>
+      <w:r>
+        <w:t xml:space="preserve"> с необязательными query-параметрами </w:t>
+      </w:r>
+      <w:r>
+        <w:rPr>
+          <w:rFonts w:ascii="Consolas" w:eastAsia="Consolas" w:hAnsi="Consolas" w:cs="Consolas"/>
+          <w:sz w:val="22"/>
+          <w:szCs w:val="22"/>
+        </w:rPr>
+        <w:t>power_component_id</w:t>
+      </w:r>
       <w:r>
         <w:t xml:space="preserve"> и </w:t>
       </w:r>
@@ -242,220 +259,43 @@
           <w:sz w:val="22"/>
           <w:szCs w:val="22"/>
         </w:rPr>
-        <w:t>/</w:t>
-      </w:r>
-      <w:proofErr w:type="spellStart"/>
+        <w:t>next</w:t>
+      </w:r>
+      <w:r>
+        <w:t xml:space="preserve">: без параметров – первый опубликованный компонент, с </w:t>
+      </w:r>
       <w:r>
         <w:rPr>
           <w:rFonts w:ascii="Consolas" w:eastAsia="Consolas" w:hAnsi="Consolas" w:cs="Consolas"/>
           <w:sz w:val="22"/>
           <w:szCs w:val="22"/>
         </w:rPr>
-        <w:t>feed</w:t>
-      </w:r>
-      <w:proofErr w:type="spellEnd"/>
+        <w:t>power_component_id</w:t>
+      </w:r>
+      <w:r>
+        <w:t xml:space="preserve"> – этот компонент, с </w:t>
+      </w:r>
       <w:r>
         <w:rPr>
           <w:rFonts w:ascii="Consolas" w:eastAsia="Consolas" w:hAnsi="Consolas" w:cs="Consolas"/>
           <w:sz w:val="22"/>
           <w:szCs w:val="22"/>
         </w:rPr>
-        <w:t>/{</w:t>
-      </w:r>
-      <w:proofErr w:type="spellStart"/>
+        <w:t>power_component_id</w:t>
+      </w:r>
+      <w:r>
+        <w:t xml:space="preserve"> и </w:t>
+      </w:r>
       <w:r>
         <w:rPr>
           <w:rFonts w:ascii="Consolas" w:eastAsia="Consolas" w:hAnsi="Consolas" w:cs="Consolas"/>
           <w:sz w:val="22"/>
           <w:szCs w:val="22"/>
         </w:rPr>
-        <w:t>id</w:t>
-      </w:r>
-      <w:proofErr w:type="spellEnd"/>
-      <w:r>
-        <w:rPr>
-          <w:rFonts w:ascii="Consolas" w:eastAsia="Consolas" w:hAnsi="Consolas" w:cs="Consolas"/>
-          <w:sz w:val="22"/>
-          <w:szCs w:val="22"/>
-        </w:rPr>
-        <w:t>}</w:t>
-      </w:r>
-      <w:r>
-        <w:t xml:space="preserve">). Теперь это один метод </w:t>
-      </w:r>
-      <w:r>
-        <w:rPr>
-          <w:rFonts w:ascii="Consolas" w:eastAsia="Consolas" w:hAnsi="Consolas" w:cs="Consolas"/>
-          <w:sz w:val="22"/>
-          <w:szCs w:val="22"/>
-        </w:rPr>
-        <w:t>GET /</w:t>
-      </w:r>
-      <w:proofErr w:type="spellStart"/>
-      <w:r>
-        <w:rPr>
-          <w:rFonts w:ascii="Consolas" w:eastAsia="Consolas" w:hAnsi="Consolas" w:cs="Consolas"/>
-          <w:sz w:val="22"/>
-          <w:szCs w:val="22"/>
-        </w:rPr>
-        <w:t>api</w:t>
-      </w:r>
-      <w:proofErr w:type="spellEnd"/>
-      <w:r>
-        <w:rPr>
-          <w:rFonts w:ascii="Consolas" w:eastAsia="Consolas" w:hAnsi="Consolas" w:cs="Consolas"/>
-          <w:sz w:val="22"/>
-          <w:szCs w:val="22"/>
-        </w:rPr>
-        <w:t>/</w:t>
-      </w:r>
-      <w:proofErr w:type="spellStart"/>
-      <w:r>
-        <w:rPr>
-          <w:rFonts w:ascii="Consolas" w:eastAsia="Consolas" w:hAnsi="Consolas" w:cs="Consolas"/>
-          <w:sz w:val="22"/>
-          <w:szCs w:val="22"/>
-        </w:rPr>
-        <w:t>power_components</w:t>
-      </w:r>
-      <w:proofErr w:type="spellEnd"/>
-      <w:r>
-        <w:rPr>
-          <w:rFonts w:ascii="Consolas" w:eastAsia="Consolas" w:hAnsi="Consolas" w:cs="Consolas"/>
-          <w:sz w:val="22"/>
-          <w:szCs w:val="22"/>
-        </w:rPr>
-        <w:t>/</w:t>
-      </w:r>
-      <w:proofErr w:type="spellStart"/>
-      <w:r>
-        <w:rPr>
-          <w:rFonts w:ascii="Consolas" w:eastAsia="Consolas" w:hAnsi="Consolas" w:cs="Consolas"/>
-          <w:sz w:val="22"/>
-          <w:szCs w:val="22"/>
-        </w:rPr>
-        <w:t>feed</w:t>
-      </w:r>
-      <w:proofErr w:type="spellEnd"/>
-      <w:r>
-        <w:t xml:space="preserve"> с необязательными </w:t>
-      </w:r>
-      <w:proofErr w:type="spellStart"/>
-      <w:r>
-        <w:t>query</w:t>
-      </w:r>
-      <w:proofErr w:type="spellEnd"/>
-      <w:r>
-        <w:t xml:space="preserve">-параметрами </w:t>
-      </w:r>
-      <w:proofErr w:type="spellStart"/>
-      <w:r>
-        <w:rPr>
-          <w:rFonts w:ascii="Consolas" w:eastAsia="Consolas" w:hAnsi="Consolas" w:cs="Consolas"/>
-          <w:sz w:val="22"/>
-          <w:szCs w:val="22"/>
-        </w:rPr>
-        <w:t>power_component_id</w:t>
-      </w:r>
-      <w:proofErr w:type="spellEnd"/>
-      <w:r>
-        <w:t xml:space="preserve"> и </w:t>
-      </w:r>
-      <w:proofErr w:type="spellStart"/>
-      <w:r>
-        <w:rPr>
-          <w:rFonts w:ascii="Consolas" w:eastAsia="Consolas" w:hAnsi="Consolas" w:cs="Consolas"/>
-          <w:sz w:val="22"/>
-          <w:szCs w:val="22"/>
-        </w:rPr>
-        <w:t>next</w:t>
-      </w:r>
-      <w:proofErr w:type="spellEnd"/>
-      <w:r>
-        <w:t xml:space="preserve">: без параметров </w:t>
-      </w:r>
-      <w:r>
-        <w:t>–</w:t>
-      </w:r>
-      <w:r>
-        <w:t xml:space="preserve"> первый опубликованный компонент, с </w:t>
-      </w:r>
-      <w:proofErr w:type="spellStart"/>
-      <w:r>
-        <w:rPr>
-          <w:rFonts w:ascii="Consolas" w:eastAsia="Consolas" w:hAnsi="Consolas" w:cs="Consolas"/>
-          <w:sz w:val="22"/>
-          <w:szCs w:val="22"/>
-        </w:rPr>
-        <w:t>power_component_id</w:t>
-      </w:r>
-      <w:proofErr w:type="spellEnd"/>
-      <w:r>
-        <w:t xml:space="preserve"> </w:t>
-      </w:r>
-      <w:r>
-        <w:t>–</w:t>
-      </w:r>
-      <w:r>
-        <w:t xml:space="preserve"> этот компонент, с </w:t>
-      </w:r>
-      <w:proofErr w:type="spellStart"/>
-      <w:r>
-        <w:rPr>
-          <w:rFonts w:ascii="Consolas" w:eastAsia="Consolas" w:hAnsi="Consolas" w:cs="Consolas"/>
-          <w:sz w:val="22"/>
-          <w:szCs w:val="22"/>
-        </w:rPr>
-        <w:t>power_component_id</w:t>
-      </w:r>
-      <w:proofErr w:type="spellEnd"/>
-      <w:r>
-        <w:t xml:space="preserve"> и </w:t>
-      </w:r>
-      <w:proofErr w:type="spellStart"/>
-      <w:r>
-        <w:rPr>
-          <w:rFonts w:ascii="Consolas" w:eastAsia="Consolas" w:hAnsi="Consolas" w:cs="Consolas"/>
-          <w:sz w:val="22"/>
-          <w:szCs w:val="22"/>
-        </w:rPr>
-        <w:t>next</w:t>
-      </w:r>
-      <w:proofErr w:type="spellEnd"/>
-      <w:r>
-        <w:rPr>
-          <w:rFonts w:ascii="Consolas" w:eastAsia="Consolas" w:hAnsi="Consolas" w:cs="Consolas"/>
-          <w:sz w:val="22"/>
-          <w:szCs w:val="22"/>
-        </w:rPr>
-        <w:t>=</w:t>
-      </w:r>
-      <w:proofErr w:type="spellStart"/>
-      <w:r>
-        <w:rPr>
-          <w:rFonts w:ascii="Consolas" w:eastAsia="Consolas" w:hAnsi="Consolas" w:cs="Consolas"/>
-          <w:sz w:val="22"/>
-          <w:szCs w:val="22"/>
-        </w:rPr>
-        <w:t>true</w:t>
-      </w:r>
-      <w:proofErr w:type="spellEnd"/>
-      <w:r>
-        <w:t xml:space="preserve"> </w:t>
-      </w:r>
-      <w:r>
-        <w:t>–</w:t>
-      </w:r>
-      <w:r>
-        <w:t xml:space="preserve"> </w:t>
-      </w:r>
-      <w:proofErr w:type="gramStart"/>
-      <w:r>
-        <w:t>следующий</w:t>
-      </w:r>
-      <w:proofErr w:type="gramEnd"/>
-      <w:r>
-        <w:t xml:space="preserve"> опубликованный после него.</w:t>
+        <w:t>next=true</w:t>
+      </w:r>
+      <w:r>
+        <w:t xml:space="preserve"> – следующий опубликованный после него.</w:t>
       </w:r>
     </w:p>
     <w:p>
@@ -464,23 +304,7 @@
         <w:jc w:val="both"/>
       </w:pPr>
       <w:r>
-        <w:t xml:space="preserve">В </w:t>
-      </w:r>
-      <w:proofErr w:type="spellStart"/>
-      <w:r>
-        <w:t>Swagger</w:t>
-      </w:r>
-      <w:proofErr w:type="spellEnd"/>
-      <w:r>
-        <w:t xml:space="preserve"> и в коллекции </w:t>
-      </w:r>
-      <w:proofErr w:type="spellStart"/>
-      <w:r>
-        <w:t>Postman</w:t>
-      </w:r>
-      <w:proofErr w:type="spellEnd"/>
-      <w:r>
-        <w:t xml:space="preserve"> их ровно 10, в README таблица методов пронумерована 1–10.</w:t>
+        <w:t xml:space="preserve">В Swagger и в коллекции Postman их ровно 10, в README таблица методов пронумерована 1–10.</w:t>
       </w:r>
     </w:p>
     <w:p>
@@ -547,43 +371,7 @@
           <w:sz w:val="22"/>
           <w:szCs w:val="22"/>
         </w:rPr>
-        <w:t xml:space="preserve">Скриншот 2 </w:t>
-      </w:r>
-      <w:r>
-        <w:t>–</w:t>
-      </w:r>
-      <w:r>
-        <w:rPr>
-          <w:sz w:val="22"/>
-          <w:szCs w:val="22"/>
-        </w:rPr>
-        <w:t xml:space="preserve"> </w:t>
-      </w:r>
-      <w:proofErr w:type="spellStart"/>
-      <w:r>
-        <w:rPr>
-          <w:sz w:val="22"/>
-          <w:szCs w:val="22"/>
-        </w:rPr>
-        <w:t>Swagger</w:t>
-      </w:r>
-      <w:proofErr w:type="spellEnd"/>
-      <w:r>
-        <w:rPr>
-          <w:sz w:val="22"/>
-          <w:szCs w:val="22"/>
-        </w:rPr>
-        <w:t xml:space="preserve"> http://127.0.0.1:8000/docs </w:t>
-      </w:r>
-      <w:r>
-        <w:t>–</w:t>
-      </w:r>
-      <w:r>
-        <w:rPr>
-          <w:sz w:val="22"/>
-          <w:szCs w:val="22"/>
-        </w:rPr>
-        <w:t xml:space="preserve"> список из 10 методов</w:t>
+        <w:t xml:space="preserve">Скриншот 2 — Swagger http://127.0.0.1:8000/docs — список из 10 методов</w:t>
       </w:r>
     </w:p>
     <w:p>
@@ -647,43 +435,7 @@
           <w:sz w:val="22"/>
           <w:szCs w:val="22"/>
         </w:rPr>
-        <w:t xml:space="preserve">Скриншот 3 </w:t>
-      </w:r>
-      <w:r>
-        <w:t>–</w:t>
-      </w:r>
-      <w:r>
-        <w:rPr>
-          <w:sz w:val="22"/>
-          <w:szCs w:val="22"/>
-        </w:rPr>
-        <w:t xml:space="preserve"> </w:t>
-      </w:r>
-      <w:proofErr w:type="spellStart"/>
-      <w:r>
-        <w:rPr>
-          <w:sz w:val="22"/>
-          <w:szCs w:val="22"/>
-        </w:rPr>
-        <w:t>Postman</w:t>
-      </w:r>
-      <w:proofErr w:type="spellEnd"/>
-      <w:r>
-        <w:rPr>
-          <w:sz w:val="22"/>
-          <w:szCs w:val="22"/>
-        </w:rPr>
-        <w:t xml:space="preserve"> </w:t>
-      </w:r>
-      <w:r>
-        <w:t>–</w:t>
-      </w:r>
-      <w:r>
-        <w:rPr>
-          <w:sz w:val="22"/>
-          <w:szCs w:val="22"/>
-        </w:rPr>
-        <w:t xml:space="preserve"> коллекция с 10 запросами</w:t>
+        <w:t xml:space="preserve">Скриншот 3 — Postman — коллекция с 10 запросами</w:t>
       </w:r>
     </w:p>
     <w:p>
@@ -696,39 +448,7 @@
           <w:b/>
           <w:bCs/>
         </w:rPr>
-        <w:t xml:space="preserve">Замечание 3. </w:t>
-      </w:r>
-      <w:proofErr w:type="spellStart"/>
-      <w:r>
-        <w:rPr>
-          <w:b/>
-          <w:bCs/>
-        </w:rPr>
-        <w:t>status</w:t>
-      </w:r>
-      <w:proofErr w:type="spellEnd"/>
-      <w:r>
-        <w:rPr>
-          <w:b/>
-          <w:bCs/>
-        </w:rPr>
-        <w:t>/</w:t>
-      </w:r>
-      <w:proofErr w:type="spellStart"/>
-      <w:r>
-        <w:rPr>
-          <w:b/>
-          <w:bCs/>
-        </w:rPr>
-        <w:t>message</w:t>
-      </w:r>
-      <w:proofErr w:type="spellEnd"/>
-      <w:r>
-        <w:rPr>
-          <w:b/>
-          <w:bCs/>
-        </w:rPr>
-        <w:t xml:space="preserve"> не делать</w:t>
+        <w:t xml:space="preserve">Замечание 3. status/message не делать</w:t>
       </w:r>
     </w:p>
     <w:p>
@@ -779,27 +499,7 @@
         <w:t xml:space="preserve">. </w:t>
       </w:r>
       <w:r>
-        <w:t xml:space="preserve">Методы возвращают сами данные </w:t>
-      </w:r>
-      <w:r>
-        <w:t>–</w:t>
-      </w:r>
-      <w:r>
-        <w:t xml:space="preserve"> объект или массив, а результат запроса передаётся HTTP-кодом: 200, 201, 204 при успехе и 400, 403, 404, 405, 409, 500 при ошибке. Тело ошибки </w:t>
-      </w:r>
-      <w:r>
-        <w:t>–</w:t>
-      </w:r>
-      <w:r>
-        <w:t xml:space="preserve"> стандартное для </w:t>
-      </w:r>
-      <w:proofErr w:type="spellStart"/>
-      <w:r>
-        <w:t>FastAPI</w:t>
-      </w:r>
-      <w:proofErr w:type="spellEnd"/>
-      <w:r>
-        <w:t xml:space="preserve">: </w:t>
+        <w:t xml:space="preserve">Методы возвращают сами данные – объект или массив, а результат запроса передаётся HTTP-кодом: 200, 201, 204 при успехе и 400, 403, 404, 405, 409, 500 при ошибке. Тело ошибки – стандартное для FastAPI: </w:t>
       </w:r>
       <w:r>
         <w:rPr>
@@ -807,36 +507,10 @@
           <w:sz w:val="22"/>
           <w:szCs w:val="22"/>
         </w:rPr>
-        <w:t>{"</w:t>
-      </w:r>
-      <w:proofErr w:type="spellStart"/>
-      <w:r>
-        <w:rPr>
-          <w:rFonts w:ascii="Consolas" w:eastAsia="Consolas" w:hAnsi="Consolas" w:cs="Consolas"/>
-          <w:sz w:val="22"/>
-          <w:szCs w:val="22"/>
-        </w:rPr>
-        <w:t>detail</w:t>
-      </w:r>
-      <w:proofErr w:type="spellEnd"/>
-      <w:r>
-        <w:rPr>
-          <w:rFonts w:ascii="Consolas" w:eastAsia="Consolas" w:hAnsi="Consolas" w:cs="Consolas"/>
-          <w:sz w:val="22"/>
-          <w:szCs w:val="22"/>
-        </w:rPr>
-        <w:t>": "описание"}</w:t>
-      </w:r>
-      <w:r>
-        <w:t xml:space="preserve">. </w:t>
-      </w:r>
-      <w:proofErr w:type="spellStart"/>
-      <w:r>
-        <w:t>Деавторизация</w:t>
-      </w:r>
-      <w:proofErr w:type="spellEnd"/>
-      <w:r>
-        <w:t xml:space="preserve"> отвечает 204 без тела.</w:t>
+        <w:t>{"detail": "описание"}</w:t>
+      </w:r>
+      <w:r>
+        <w:t xml:space="preserve">. Деавторизация отвечает 204 без тела.</w:t>
       </w:r>
     </w:p>
     <w:p>
@@ -880,7 +554,6 @@
         </w:rPr>
         <w:t xml:space="preserve">, </w:t>
       </w:r>
-      <w:proofErr w:type="spellStart"/>
       <w:r>
         <w:rPr>
           <w:rFonts w:ascii="Consolas" w:eastAsia="Consolas" w:hAnsi="Consolas" w:cs="Consolas"/>
@@ -888,9 +561,14 @@
           <w:szCs w:val="22"/>
           <w:lang w:val="en-US"/>
         </w:rPr>
-        <w:t>api</w:t>
-      </w:r>
-      <w:proofErr w:type="spellEnd"/>
+        <w:t>api/errors.py</w:t>
+      </w:r>
+      <w:r>
+        <w:rPr>
+          <w:lang w:val="en-US"/>
+        </w:rPr>
+        <w:t xml:space="preserve">, </w:t>
+      </w:r>
       <w:r>
         <w:rPr>
           <w:rFonts w:ascii="Consolas" w:eastAsia="Consolas" w:hAnsi="Consolas" w:cs="Consolas"/>
@@ -898,7 +576,7 @@
           <w:szCs w:val="22"/>
           <w:lang w:val="en-US"/>
         </w:rPr>
-        <w:t>/errors.py</w:t>
+        <w:t>api/power_components_api.py</w:t>
       </w:r>
       <w:r>
         <w:rPr>
@@ -906,7 +584,6 @@
         </w:rPr>
         <w:t xml:space="preserve">, </w:t>
       </w:r>
-      <w:proofErr w:type="spellStart"/>
       <w:r>
         <w:rPr>
           <w:rFonts w:ascii="Consolas" w:eastAsia="Consolas" w:hAnsi="Consolas" w:cs="Consolas"/>
@@ -914,43 +591,7 @@
           <w:szCs w:val="22"/>
           <w:lang w:val="en-US"/>
         </w:rPr>
-        <w:t>api</w:t>
-      </w:r>
-      <w:proofErr w:type="spellEnd"/>
-      <w:r>
-        <w:rPr>
-          <w:rFonts w:ascii="Consolas" w:eastAsia="Consolas" w:hAnsi="Consolas" w:cs="Consolas"/>
-          <w:sz w:val="22"/>
-          <w:szCs w:val="22"/>
-          <w:lang w:val="en-US"/>
-        </w:rPr>
-        <w:t>/power_components_api.py</w:t>
-      </w:r>
-      <w:r>
-        <w:rPr>
-          <w:lang w:val="en-US"/>
-        </w:rPr>
-        <w:t xml:space="preserve">, </w:t>
-      </w:r>
-      <w:proofErr w:type="spellStart"/>
-      <w:r>
-        <w:rPr>
-          <w:rFonts w:ascii="Consolas" w:eastAsia="Consolas" w:hAnsi="Consolas" w:cs="Consolas"/>
-          <w:sz w:val="22"/>
-          <w:szCs w:val="22"/>
-          <w:lang w:val="en-US"/>
-        </w:rPr>
-        <w:t>api</w:t>
-      </w:r>
-      <w:proofErr w:type="spellEnd"/>
-      <w:r>
-        <w:rPr>
-          <w:rFonts w:ascii="Consolas" w:eastAsia="Consolas" w:hAnsi="Consolas" w:cs="Consolas"/>
-          <w:sz w:val="22"/>
-          <w:szCs w:val="22"/>
-          <w:lang w:val="en-US"/>
-        </w:rPr>
-        <w:t>/users_api.py</w:t>
+        <w:t>api/users_api.py</w:t>
       </w:r>
       <w:r>
         <w:rPr>
@@ -975,7 +616,7 @@
         <w:lastRenderedPageBreak/>
         <w:drawing>
           <wp:inline distT="0" distB="0" distL="0" distR="0" wp14:anchorId="73D5A414" wp14:editId="166B3A9C">
-            <wp:extent cx="6120130" cy="4204970"/>
+            <wp:extent cx="6120130" cy="3477734"/>
             <wp:effectExtent l="0" t="0" r="0" b="5080"/>
             <wp:docPr id="791840664" name="Рисунок 1"/>
             <wp:cNvGraphicFramePr>
@@ -997,7 +638,7 @@
                   <pic:spPr>
                     <a:xfrm>
                       <a:off x="0" y="0"/>
-                      <a:ext cx="6120130" cy="4204970"/>
+                      <a:ext cx="6120130" cy="3477734"/>
                     </a:xfrm>
                     <a:prstGeom prst="rect">
                       <a:avLst/>
@@ -1023,154 +664,7 @@
           <w:sz w:val="22"/>
           <w:szCs w:val="22"/>
         </w:rPr>
-        <w:t>Скриншот</w:t>
-      </w:r>
-      <w:r>
-        <w:rPr>
-          <w:sz w:val="22"/>
-          <w:szCs w:val="22"/>
-          <w:lang w:val="en-US"/>
-        </w:rPr>
-        <w:t xml:space="preserve"> 4 </w:t>
-      </w:r>
-      <w:r>
-        <w:rPr>
-          <w:lang w:val="en-US"/>
-        </w:rPr>
-        <w:t>–</w:t>
-      </w:r>
-      <w:r>
-        <w:rPr>
-          <w:sz w:val="22"/>
-          <w:szCs w:val="22"/>
-          <w:lang w:val="en-US"/>
-        </w:rPr>
-        <w:t xml:space="preserve"> Postman, GET /</w:t>
-      </w:r>
-      <w:proofErr w:type="spellStart"/>
-      <w:r>
-        <w:rPr>
-          <w:sz w:val="22"/>
-          <w:szCs w:val="22"/>
-          <w:lang w:val="en-US"/>
-        </w:rPr>
-        <w:t>api</w:t>
-      </w:r>
-      <w:proofErr w:type="spellEnd"/>
-      <w:r>
-        <w:rPr>
-          <w:sz w:val="22"/>
-          <w:szCs w:val="22"/>
-          <w:lang w:val="en-US"/>
-        </w:rPr>
-        <w:t>/</w:t>
-      </w:r>
-      <w:proofErr w:type="spellStart"/>
-      <w:r>
-        <w:rPr>
-          <w:sz w:val="22"/>
-          <w:szCs w:val="22"/>
-          <w:lang w:val="en-US"/>
-        </w:rPr>
-        <w:t>power_components?max_power</w:t>
-      </w:r>
-      <w:proofErr w:type="spellEnd"/>
-      <w:r>
-        <w:rPr>
-          <w:sz w:val="22"/>
-          <w:szCs w:val="22"/>
-          <w:lang w:val="en-US"/>
-        </w:rPr>
-        <w:t xml:space="preserve">=300 </w:t>
-      </w:r>
-      <w:r>
-        <w:rPr>
-          <w:lang w:val="en-US"/>
-        </w:rPr>
-        <w:t>–</w:t>
-      </w:r>
-      <w:r>
-        <w:rPr>
-          <w:sz w:val="22"/>
-          <w:szCs w:val="22"/>
-          <w:lang w:val="en-US"/>
-        </w:rPr>
-        <w:t xml:space="preserve"> </w:t>
-      </w:r>
-      <w:r>
-        <w:rPr>
-          <w:sz w:val="22"/>
-          <w:szCs w:val="22"/>
-        </w:rPr>
-        <w:t>ответ</w:t>
-      </w:r>
-      <w:r>
-        <w:rPr>
-          <w:sz w:val="22"/>
-          <w:szCs w:val="22"/>
-          <w:lang w:val="en-US"/>
-        </w:rPr>
-        <w:t xml:space="preserve"> </w:t>
-      </w:r>
-      <w:r>
-        <w:rPr>
-          <w:sz w:val="22"/>
-          <w:szCs w:val="22"/>
-        </w:rPr>
-        <w:t>сразу</w:t>
-      </w:r>
-      <w:r>
-        <w:rPr>
-          <w:sz w:val="22"/>
-          <w:szCs w:val="22"/>
-          <w:lang w:val="en-US"/>
-        </w:rPr>
-        <w:t xml:space="preserve"> </w:t>
-      </w:r>
-      <w:r>
-        <w:rPr>
-          <w:sz w:val="22"/>
-          <w:szCs w:val="22"/>
-        </w:rPr>
-        <w:t>массивом</w:t>
-      </w:r>
-      <w:r>
-        <w:rPr>
-          <w:sz w:val="22"/>
-          <w:szCs w:val="22"/>
-          <w:lang w:val="en-US"/>
-        </w:rPr>
-        <w:t xml:space="preserve">, </w:t>
-      </w:r>
-      <w:r>
-        <w:rPr>
-          <w:sz w:val="22"/>
-          <w:szCs w:val="22"/>
-        </w:rPr>
-        <w:t>без</w:t>
-      </w:r>
-      <w:r>
-        <w:rPr>
-          <w:sz w:val="22"/>
-          <w:szCs w:val="22"/>
-          <w:lang w:val="en-US"/>
-        </w:rPr>
-        <w:t xml:space="preserve"> status </w:t>
-      </w:r>
-      <w:r>
-        <w:rPr>
-          <w:sz w:val="22"/>
-          <w:szCs w:val="22"/>
-        </w:rPr>
-        <w:t>и</w:t>
-      </w:r>
-      <w:r>
-        <w:rPr>
-          <w:sz w:val="22"/>
-          <w:szCs w:val="22"/>
-          <w:lang w:val="en-US"/>
-        </w:rPr>
-        <w:t xml:space="preserve"> message</w:t>
+        <w:t xml:space="preserve">Скриншот 4 — Postman, GET /api/power_components?max_power=300 — ответ сразу массивом, без status и message</w:t>
       </w:r>
     </w:p>
     <w:p>
@@ -1200,6 +694,28 @@
     </w:p>
     <w:p>
       <w:pPr>
+        <w:pBdr>
+          <w:top w:val="dashed" w:sz="6" w:space="6" w:color="BF9000"/>
+          <w:left w:val="dashed" w:sz="6" w:space="6" w:color="BF9000"/>
+          <w:bottom w:val="dashed" w:sz="6" w:space="6" w:color="BF9000"/>
+          <w:right w:val="dashed" w:sz="6" w:space="6" w:color="BF9000"/>
+        </w:pBdr>
+        <w:shd w:val="clear" w:color="auto" w:fill="FFF2CC"/>
+        <w:spacing w:before="120" w:after="60"/>
+        <w:jc w:val="center"/>
+      </w:pPr>
+      <w:r>
+        <w:rPr>
+          <w:rFonts w:ascii="Times New Roman" w:hAnsi="Times New Roman" w:cs="Times New Roman"/>
+          <w:i/>
+          <w:color w:val="7F6000"/>
+          <w:sz w:val="22"/>
+        </w:rPr>
+        <w:t xml:space="preserve">[ВСТАВИТЬ СКРИНШОТ: пример страницы нового документа со скриншотами]</w:t>
+      </w:r>
+    </w:p>
+    <w:p>
+      <w:pPr>
         <w:spacing w:after="200"/>
         <w:jc w:val="center"/>
       </w:pPr>
@@ -1208,21 +724,7 @@
           <w:sz w:val="22"/>
           <w:szCs w:val="22"/>
         </w:rPr>
-        <w:t xml:space="preserve">Скриншот </w:t>
-      </w:r>
-      <w:r>
-        <w:rPr>
-          <w:sz w:val="22"/>
-          <w:szCs w:val="22"/>
-        </w:rPr>
-        <w:t>5</w:t>
-      </w:r>
-      <w:r>
-        <w:rPr>
-          <w:sz w:val="22"/>
-          <w:szCs w:val="22"/>
-        </w:rPr>
-        <w:t xml:space="preserve"> — пример страницы нового документа со скриншотами</w:t>
+        <w:t xml:space="preserve">Скриншот 5 — пример страницы нового документа со скриншотами</w:t>
       </w:r>
     </w:p>
     <w:p>
@@ -1244,51 +746,15 @@
         <w:jc w:val="both"/>
       </w:pPr>
       <w:r>
-        <w:t>Признаки 0/1 вычисляются на бэкенде для текущего пользователя (</w:t>
-      </w:r>
-      <w:proofErr w:type="spellStart"/>
-      <w:r>
-        <w:t>singleton</w:t>
-      </w:r>
-      <w:proofErr w:type="spellEnd"/>
-      <w:r>
-        <w:t xml:space="preserve"> </w:t>
-      </w:r>
-      <w:proofErr w:type="spellStart"/>
+        <w:t xml:space="preserve">Признаки 0/1 вычисляются на бэкенде для текущего пользователя (singleton </w:t>
+      </w:r>
       <w:r>
         <w:rPr>
           <w:rFonts w:ascii="Consolas" w:eastAsia="Consolas" w:hAnsi="Consolas" w:cs="Consolas"/>
           <w:sz w:val="22"/>
           <w:szCs w:val="22"/>
         </w:rPr>
-        <w:t>get_current_</w:t>
-      </w:r>
-      <w:proofErr w:type="gramStart"/>
-      <w:r>
-        <w:rPr>
-          <w:rFonts w:ascii="Consolas" w:eastAsia="Consolas" w:hAnsi="Consolas" w:cs="Consolas"/>
-          <w:sz w:val="22"/>
-          <w:szCs w:val="22"/>
-        </w:rPr>
-        <w:t>user</w:t>
-      </w:r>
-      <w:proofErr w:type="spellEnd"/>
-      <w:r>
-        <w:rPr>
-          <w:rFonts w:ascii="Consolas" w:eastAsia="Consolas" w:hAnsi="Consolas" w:cs="Consolas"/>
-          <w:sz w:val="22"/>
-          <w:szCs w:val="22"/>
-        </w:rPr>
-        <w:t>(</w:t>
-      </w:r>
-      <w:proofErr w:type="gramEnd"/>
-      <w:r>
-        <w:rPr>
-          <w:rFonts w:ascii="Consolas" w:eastAsia="Consolas" w:hAnsi="Consolas" w:cs="Consolas"/>
-          <w:sz w:val="22"/>
-          <w:szCs w:val="22"/>
-        </w:rPr>
-        <w:t>)</w:t>
+        <w:t>get_current_user()</w:t>
       </w:r>
       <w:r>
         <w:t>) и нужны фронтенду, чтобы не считать это на клиенте:</w:t>
@@ -1299,7 +765,6 @@
         <w:spacing w:after="120" w:line="276" w:lineRule="auto"/>
         <w:jc w:val="both"/>
       </w:pPr>
-      <w:proofErr w:type="spellStart"/>
       <w:r>
         <w:rPr>
           <w:rFonts w:ascii="Consolas" w:eastAsia="Consolas" w:hAnsi="Consolas" w:cs="Consolas"/>
@@ -1308,7 +773,6 @@
         </w:rPr>
         <w:t>is_mine</w:t>
       </w:r>
-      <w:proofErr w:type="spellEnd"/>
       <w:r>
         <w:t xml:space="preserve"> в списке — компонент создан текущим пользователем. По нему плитка показывает кнопку «Удалить» только у своих карточек, потому что удалить можно только свой компонент.</w:t>
       </w:r>
@@ -1318,7 +782,6 @@
         <w:spacing w:after="120" w:line="276" w:lineRule="auto"/>
         <w:jc w:val="both"/>
       </w:pPr>
-      <w:proofErr w:type="spellStart"/>
       <w:r>
         <w:rPr>
           <w:rFonts w:ascii="Consolas" w:eastAsia="Consolas" w:hAnsi="Consolas" w:cs="Consolas"/>
@@ -1327,41 +790,8 @@
         </w:rPr>
         <w:t>is_liked</w:t>
       </w:r>
-      <w:proofErr w:type="spellEnd"/>
-      <w:r>
-        <w:t xml:space="preserve"> в ленте — текущий пользователь уже поставил лайк. По нему лента закрашивает сердце и решает, что отправить в POST лайка: при </w:t>
-      </w:r>
-      <w:proofErr w:type="spellStart"/>
-      <w:r>
-        <w:t>is_liked</w:t>
-      </w:r>
-      <w:proofErr w:type="spellEnd"/>
-      <w:r>
-        <w:t xml:space="preserve"> = 0 — </w:t>
-      </w:r>
-      <w:proofErr w:type="spellStart"/>
-      <w:r>
-        <w:t>like</w:t>
-      </w:r>
-      <w:proofErr w:type="spellEnd"/>
-      <w:r>
-        <w:t xml:space="preserve"> = 1, при </w:t>
-      </w:r>
-      <w:proofErr w:type="spellStart"/>
-      <w:r>
-        <w:t>is_liked</w:t>
-      </w:r>
-      <w:proofErr w:type="spellEnd"/>
-      <w:r>
-        <w:t xml:space="preserve"> = 1 — </w:t>
-      </w:r>
-      <w:proofErr w:type="spellStart"/>
-      <w:r>
-        <w:t>like</w:t>
-      </w:r>
-      <w:proofErr w:type="spellEnd"/>
-      <w:r>
-        <w:t xml:space="preserve"> = 0.</w:t>
+      <w:r>
+        <w:t xml:space="preserve"> в ленте — текущий пользователь уже поставил лайк. По нему лента закрашивает сердце и решает, что отправить в POST лайка: при is_liked = 0 — like = 1, при is_liked = 1 — like = 0.</w:t>
       </w:r>
     </w:p>
     <w:p>
@@ -1372,7 +802,6 @@
       <w:r>
         <w:t xml:space="preserve">В ленте возвращаются оба признака: </w:t>
       </w:r>
-      <w:proofErr w:type="spellStart"/>
       <w:r>
         <w:rPr>
           <w:rFonts w:ascii="Consolas" w:eastAsia="Consolas" w:hAnsi="Consolas" w:cs="Consolas"/>
@@ -1381,11 +810,9 @@
         </w:rPr>
         <w:t>is_liked</w:t>
       </w:r>
-      <w:proofErr w:type="spellEnd"/>
       <w:r>
         <w:t xml:space="preserve"> и </w:t>
       </w:r>
-      <w:proofErr w:type="spellStart"/>
       <w:r>
         <w:rPr>
           <w:rFonts w:ascii="Consolas" w:eastAsia="Consolas" w:hAnsi="Consolas" w:cs="Consolas"/>
@@ -1394,35 +821,16 @@
         </w:rPr>
         <w:t>is_mine</w:t>
       </w:r>
-      <w:proofErr w:type="spellEnd"/>
-      <w:r>
-        <w:t xml:space="preserve">. Назначение признаков описано в README и в описании полей </w:t>
-      </w:r>
-      <w:proofErr w:type="spellStart"/>
-      <w:r>
-        <w:t>сериализаторов</w:t>
-      </w:r>
-      <w:proofErr w:type="spellEnd"/>
-      <w:r>
-        <w:t xml:space="preserve"> (</w:t>
-      </w:r>
-      <w:proofErr w:type="spellStart"/>
+      <w:r>
+        <w:t xml:space="preserve">. Назначение признаков описано в README и в описании полей сериализаторов (</w:t>
+      </w:r>
       <w:r>
         <w:rPr>
           <w:rFonts w:ascii="Consolas" w:eastAsia="Consolas" w:hAnsi="Consolas" w:cs="Consolas"/>
           <w:sz w:val="22"/>
           <w:szCs w:val="22"/>
         </w:rPr>
-        <w:t>schemas</w:t>
-      </w:r>
-      <w:proofErr w:type="spellEnd"/>
-      <w:r>
-        <w:rPr>
-          <w:rFonts w:ascii="Consolas" w:eastAsia="Consolas" w:hAnsi="Consolas" w:cs="Consolas"/>
-          <w:sz w:val="22"/>
-          <w:szCs w:val="22"/>
-        </w:rPr>
-        <w:t>/power_component.py</w:t>
+        <w:t>schemas/power_component.py</w:t>
       </w:r>
       <w:r>
         <w:t>).</w:t>
@@ -1430,6 +838,28 @@
     </w:p>
     <w:p>
       <w:pPr>
+        <w:pBdr>
+          <w:top w:val="dashed" w:sz="6" w:space="6" w:color="BF9000"/>
+          <w:left w:val="dashed" w:sz="6" w:space="6" w:color="BF9000"/>
+          <w:bottom w:val="dashed" w:sz="6" w:space="6" w:color="BF9000"/>
+          <w:right w:val="dashed" w:sz="6" w:space="6" w:color="BF9000"/>
+        </w:pBdr>
+        <w:shd w:val="clear" w:color="auto" w:fill="FFF2CC"/>
+        <w:spacing w:before="120" w:after="60"/>
+        <w:jc w:val="center"/>
+      </w:pPr>
+      <w:r>
+        <w:rPr>
+          <w:rFonts w:ascii="Times New Roman" w:hAnsi="Times New Roman" w:cs="Times New Roman"/>
+          <w:i/>
+          <w:color w:val="7F6000"/>
+          <w:sz w:val="22"/>
+        </w:rPr>
+        <w:t xml:space="preserve">[ВСТАВИТЬ СКРИНШОТ: Postman, GET лента — в ответе is_liked и is_mine]</w:t>
+      </w:r>
+    </w:p>
+    <w:p>
+      <w:pPr>
         <w:spacing w:after="200"/>
         <w:jc w:val="center"/>
         <w:rPr>
@@ -1441,104 +871,30 @@
           <w:sz w:val="22"/>
           <w:szCs w:val="22"/>
         </w:rPr>
-        <w:t>Скриншот</w:t>
-      </w:r>
-      <w:r>
-        <w:rPr>
-          <w:sz w:val="22"/>
-          <w:szCs w:val="22"/>
-          <w:lang w:val="en-US"/>
-        </w:rPr>
-        <w:t xml:space="preserve"> 7 — Postman, GET </w:t>
-      </w:r>
-      <w:r>
-        <w:rPr>
-          <w:sz w:val="22"/>
-          <w:szCs w:val="22"/>
-        </w:rPr>
-        <w:t>лента</w:t>
-      </w:r>
-      <w:r>
-        <w:rPr>
-          <w:sz w:val="22"/>
-          <w:szCs w:val="22"/>
-          <w:lang w:val="en-US"/>
-        </w:rPr>
-        <w:t xml:space="preserve"> — </w:t>
-      </w:r>
-      <w:r>
-        <w:rPr>
-          <w:sz w:val="22"/>
-          <w:szCs w:val="22"/>
-        </w:rPr>
-        <w:t>в</w:t>
-      </w:r>
-      <w:r>
-        <w:rPr>
-          <w:sz w:val="22"/>
-          <w:szCs w:val="22"/>
-          <w:lang w:val="en-US"/>
-        </w:rPr>
-        <w:t xml:space="preserve"> </w:t>
-      </w:r>
-      <w:r>
-        <w:rPr>
-          <w:sz w:val="22"/>
-          <w:szCs w:val="22"/>
-        </w:rPr>
-        <w:t>ответе</w:t>
-      </w:r>
-      <w:r>
-        <w:rPr>
-          <w:sz w:val="22"/>
-          <w:szCs w:val="22"/>
-          <w:lang w:val="en-US"/>
-        </w:rPr>
-        <w:t xml:space="preserve"> </w:t>
-      </w:r>
-      <w:proofErr w:type="spellStart"/>
-      <w:r>
-        <w:rPr>
-          <w:sz w:val="22"/>
-          <w:szCs w:val="22"/>
-          <w:lang w:val="en-US"/>
-        </w:rPr>
-        <w:t>is_liked</w:t>
-      </w:r>
-      <w:proofErr w:type="spellEnd"/>
-      <w:r>
-        <w:rPr>
-          <w:sz w:val="22"/>
-          <w:szCs w:val="22"/>
-          <w:lang w:val="en-US"/>
-        </w:rPr>
-        <w:t xml:space="preserve"> </w:t>
-      </w:r>
-      <w:r>
-        <w:rPr>
-          <w:sz w:val="22"/>
-          <w:szCs w:val="22"/>
-        </w:rPr>
-        <w:t>и</w:t>
-      </w:r>
-      <w:r>
-        <w:rPr>
-          <w:sz w:val="22"/>
-          <w:szCs w:val="22"/>
-          <w:lang w:val="en-US"/>
-        </w:rPr>
-        <w:t xml:space="preserve"> </w:t>
-      </w:r>
-      <w:proofErr w:type="spellStart"/>
-      <w:r>
-        <w:rPr>
-          <w:sz w:val="22"/>
-          <w:szCs w:val="22"/>
-          <w:lang w:val="en-US"/>
-        </w:rPr>
-        <w:t>is_mine</w:t>
-      </w:r>
-      <w:proofErr w:type="spellEnd"/>
+        <w:t xml:space="preserve">Скриншот 6 — Postman, GET лента — в ответе is_liked и is_mine</w:t>
+      </w:r>
+    </w:p>
+    <w:p>
+      <w:pPr>
+        <w:pBdr>
+          <w:top w:val="dashed" w:sz="6" w:space="6" w:color="BF9000"/>
+          <w:left w:val="dashed" w:sz="6" w:space="6" w:color="BF9000"/>
+          <w:bottom w:val="dashed" w:sz="6" w:space="6" w:color="BF9000"/>
+          <w:right w:val="dashed" w:sz="6" w:space="6" w:color="BF9000"/>
+        </w:pBdr>
+        <w:shd w:val="clear" w:color="auto" w:fill="FFF2CC"/>
+        <w:spacing w:before="120" w:after="60"/>
+        <w:jc w:val="center"/>
+      </w:pPr>
+      <w:r>
+        <w:rPr>
+          <w:rFonts w:ascii="Times New Roman" w:hAnsi="Times New Roman" w:cs="Times New Roman"/>
+          <w:i/>
+          <w:color w:val="7F6000"/>
+          <w:sz w:val="22"/>
+        </w:rPr>
+        <w:t xml:space="preserve">[ВСТАВИТЬ СКРИНШОТ: README — описание признаков is_mine и is_liked]</w:t>
+      </w:r>
     </w:p>
     <w:p>
       <w:pPr>
@@ -1551,33 +907,8 @@
           <w:szCs w:val="22"/>
         </w:rPr>
         <w:lastRenderedPageBreak/>
-        <w:t xml:space="preserve">Скриншот 8 — README — описание признаков </w:t>
-      </w:r>
-      <w:proofErr w:type="spellStart"/>
-      <w:r>
-        <w:rPr>
-          <w:sz w:val="22"/>
-          <w:szCs w:val="22"/>
-        </w:rPr>
-        <w:t>is_mine</w:t>
-      </w:r>
-      <w:proofErr w:type="spellEnd"/>
-      <w:r>
-        <w:rPr>
-          <w:sz w:val="22"/>
-          <w:szCs w:val="22"/>
-        </w:rPr>
-        <w:t xml:space="preserve"> и </w:t>
-      </w:r>
-      <w:proofErr w:type="spellStart"/>
-      <w:r>
-        <w:rPr>
-          <w:sz w:val="22"/>
-          <w:szCs w:val="22"/>
-        </w:rPr>
-        <w:t>is_liked</w:t>
-      </w:r>
-      <w:proofErr w:type="spellEnd"/>
+        <w:t xml:space="preserve">Скриншот 7 — README — описание признаков is_mine и is_liked</w:t>
+      </w:r>
     </w:p>
     <w:p>
       <w:pPr>
@@ -1616,15 +947,29 @@
         </w:rPr>
       </w:pPr>
       <w:r>
-        <w:t xml:space="preserve">Диаграмма перекомпонована: страницы </w:t>
-      </w:r>
-      <w:proofErr w:type="spellStart"/>
-      <w:r>
-        <w:t>React</w:t>
-      </w:r>
-      <w:proofErr w:type="spellEnd"/>
-      <w:r>
-        <w:t>-приложения — столбцом слева, интерфейсы — между страницами и доменами, домены — справа, модели и таблицы БД — двумя строками ниже. Пустые промежутки убраны, диаграмма вписывается в лист А4 по ширине без сильного уменьшения шрифта. В домене компонентов осталось 7 методов, в домене сборщиков — 3, видимость «+» у методов скрыта.</w:t>
+        <w:t xml:space="preserve">Диаграмма перекомпонована: страницы React-приложения — столбцом слева, интерфейсы — между страницами и доменами, домены — справа, модели и таблицы БД — двумя строками ниже. Диаграмма стала уже и компактнее, поэтому на листе А4 её не приходится сильно уменьшать и текст читается. В домене компонентов 7 методов, в домене сборщиков — 3, видимость «+» у методов скрыта.</w:t>
+      </w:r>
+    </w:p>
+    <w:p>
+      <w:pPr>
+        <w:pBdr>
+          <w:top w:val="dashed" w:sz="6" w:space="6" w:color="BF9000"/>
+          <w:left w:val="dashed" w:sz="6" w:space="6" w:color="BF9000"/>
+          <w:bottom w:val="dashed" w:sz="6" w:space="6" w:color="BF9000"/>
+          <w:right w:val="dashed" w:sz="6" w:space="6" w:color="BF9000"/>
+        </w:pBdr>
+        <w:shd w:val="clear" w:color="auto" w:fill="FFF2CC"/>
+        <w:spacing w:before="120" w:after="60"/>
+        <w:jc w:val="center"/>
+      </w:pPr>
+      <w:r>
+        <w:rPr>
+          <w:rFonts w:ascii="Times New Roman" w:hAnsi="Times New Roman" w:cs="Times New Roman"/>
+          <w:i/>
+          <w:color w:val="7F6000"/>
+          <w:sz w:val="22"/>
+        </w:rPr>
+        <w:t xml:space="preserve">[ВСТАВИТЬ СКРИНШОТ: диаграмма классов целиком на ширину страницы]</w:t>
       </w:r>
     </w:p>
     <w:p>
@@ -1637,7 +982,7 @@
           <w:sz w:val="22"/>
           <w:szCs w:val="22"/>
         </w:rPr>
-        <w:t>Скриншот 10 — диаграмма классов целиком на ширину страницы</w:t>
+        <w:t xml:space="preserve">Скриншот 8 — диаграмма классов целиком на ширину страницы</w:t>
       </w:r>
     </w:p>
     <w:p>
@@ -1677,15 +1022,29 @@
         </w:rPr>
       </w:pPr>
       <w:r>
-        <w:t xml:space="preserve">Страницы названы по предметной области: «Страница плитки компонентов ПК», «Страница ленты компонентов ПК», «Страница добавления компонента ПК», «Страница входа сборщика ПК». Для них включён перенос текста (Format → Word </w:t>
-      </w:r>
-      <w:proofErr w:type="spellStart"/>
-      <w:r>
-        <w:t>Wrap</w:t>
-      </w:r>
-      <w:proofErr w:type="spellEnd"/>
-      <w:r>
-        <w:t>), поэтому названия переносятся по словам и блоки страниц узкие.</w:t>
+        <w:t xml:space="preserve">Страницы названы по предметной области: «Страница плитки компонентов ПК», «Страница ленты компонентов ПК», «Страница добавления компонента ПК», «Страница входа сборщика ПК». Для них включён перенос текста (Format → Word Wrap), поэтому названия переносятся по словам и блоки страниц узкие.</w:t>
+      </w:r>
+    </w:p>
+    <w:p>
+      <w:pPr>
+        <w:pBdr>
+          <w:top w:val="dashed" w:sz="6" w:space="6" w:color="BF9000"/>
+          <w:left w:val="dashed" w:sz="6" w:space="6" w:color="BF9000"/>
+          <w:bottom w:val="dashed" w:sz="6" w:space="6" w:color="BF9000"/>
+          <w:right w:val="dashed" w:sz="6" w:space="6" w:color="BF9000"/>
+        </w:pBdr>
+        <w:shd w:val="clear" w:color="auto" w:fill="FFF2CC"/>
+        <w:spacing w:before="120" w:after="60"/>
+        <w:jc w:val="center"/>
+      </w:pPr>
+      <w:r>
+        <w:rPr>
+          <w:rFonts w:ascii="Times New Roman" w:hAnsi="Times New Roman" w:cs="Times New Roman"/>
+          <w:i/>
+          <w:color w:val="7F6000"/>
+          <w:sz w:val="22"/>
+        </w:rPr>
+        <w:t xml:space="preserve">[ВСТАВИТЬ СКРИНШОТ: фрагмент диаграммы: пакет «React приложение» со страницами]</w:t>
       </w:r>
     </w:p>
     <w:p>
@@ -1698,23 +1057,7 @@
           <w:sz w:val="22"/>
           <w:szCs w:val="22"/>
         </w:rPr>
-        <w:t>Скриншот 11 — фрагмент диаграммы: пакет «</w:t>
-      </w:r>
-      <w:proofErr w:type="spellStart"/>
-      <w:r>
-        <w:rPr>
-          <w:sz w:val="22"/>
-          <w:szCs w:val="22"/>
-        </w:rPr>
-        <w:t>React</w:t>
-      </w:r>
-      <w:proofErr w:type="spellEnd"/>
-      <w:r>
-        <w:rPr>
-          <w:sz w:val="22"/>
-          <w:szCs w:val="22"/>
-        </w:rPr>
-        <w:t xml:space="preserve"> приложение» со страницами</w:t>
+        <w:t xml:space="preserve">Скриншот 9 — фрагмент диаграммы: пакет «React приложение» со страницами</w:t>
       </w:r>
     </w:p>
     <w:p>
@@ -1759,6 +1102,28 @@
     </w:p>
     <w:p>
       <w:pPr>
+        <w:pBdr>
+          <w:top w:val="dashed" w:sz="6" w:space="6" w:color="BF9000"/>
+          <w:left w:val="dashed" w:sz="6" w:space="6" w:color="BF9000"/>
+          <w:bottom w:val="dashed" w:sz="6" w:space="6" w:color="BF9000"/>
+          <w:right w:val="dashed" w:sz="6" w:space="6" w:color="BF9000"/>
+        </w:pBdr>
+        <w:shd w:val="clear" w:color="auto" w:fill="FFF2CC"/>
+        <w:spacing w:before="120" w:after="60"/>
+        <w:jc w:val="center"/>
+      </w:pPr>
+      <w:r>
+        <w:rPr>
+          <w:rFonts w:ascii="Times New Roman" w:hAnsi="Times New Roman" w:cs="Times New Roman"/>
+          <w:i/>
+          <w:color w:val="7F6000"/>
+          <w:sz w:val="22"/>
+        </w:rPr>
+        <w:t xml:space="preserve">[ВСТАВИТЬ СКРИНШОТ: фрагмент диаграммы: интерфейсы между страницами и доменами]</w:t>
+      </w:r>
+    </w:p>
+    <w:p>
+      <w:pPr>
         <w:spacing w:after="200"/>
         <w:jc w:val="center"/>
       </w:pPr>
@@ -1767,7 +1132,7 @@
           <w:sz w:val="22"/>
           <w:szCs w:val="22"/>
         </w:rPr>
-        <w:t>Скриншот 12 — фрагмент диаграммы: интерфейсы между страницами и доменами</w:t>
+        <w:t xml:space="preserve">Скриншот 10 — фрагмент диаграммы: интерфейсы между страницами и доменами</w:t>
       </w:r>
     </w:p>
     <w:p>
@@ -1807,39 +1172,29 @@
         </w:rPr>
       </w:pPr>
       <w:r>
-        <w:t xml:space="preserve">Подчёркивание под названиями интерфейсов давали пустые секции атрибутов и операций, которые </w:t>
-      </w:r>
-      <w:proofErr w:type="spellStart"/>
-      <w:r>
-        <w:t>StarUML</w:t>
-      </w:r>
-      <w:proofErr w:type="spellEnd"/>
-      <w:r>
-        <w:t xml:space="preserve"> рисует под значком интерфейса двумя линиями. Секции скрыты (</w:t>
-      </w:r>
-      <w:proofErr w:type="spellStart"/>
-      <w:r>
-        <w:t>Suppress</w:t>
-      </w:r>
-      <w:proofErr w:type="spellEnd"/>
-      <w:r>
-        <w:t xml:space="preserve"> </w:t>
-      </w:r>
-      <w:proofErr w:type="spellStart"/>
-      <w:r>
-        <w:t>Attributes</w:t>
-      </w:r>
-      <w:proofErr w:type="spellEnd"/>
-      <w:r>
-        <w:t xml:space="preserve"> и </w:t>
-      </w:r>
-      <w:proofErr w:type="spellStart"/>
-      <w:r>
-        <w:t>Suppress</w:t>
-      </w:r>
-      <w:proofErr w:type="spellEnd"/>
-      <w:r>
-        <w:t xml:space="preserve"> Operations), подписи интерфейсов теперь без линий.</w:t>
+        <w:t xml:space="preserve">Подчёркивание под названиями интерфейсов давали пустые секции атрибутов и операций, которые StarUML рисует под значком интерфейса двумя линиями. Секции скрыты (Suppress Attributes и Suppress Operations), подписи интерфейсов теперь без линий.</w:t>
+      </w:r>
+    </w:p>
+    <w:p>
+      <w:pPr>
+        <w:pBdr>
+          <w:top w:val="dashed" w:sz="6" w:space="6" w:color="BF9000"/>
+          <w:left w:val="dashed" w:sz="6" w:space="6" w:color="BF9000"/>
+          <w:bottom w:val="dashed" w:sz="6" w:space="6" w:color="BF9000"/>
+          <w:right w:val="dashed" w:sz="6" w:space="6" w:color="BF9000"/>
+        </w:pBdr>
+        <w:shd w:val="clear" w:color="auto" w:fill="FFF2CC"/>
+        <w:spacing w:before="120" w:after="60"/>
+        <w:jc w:val="center"/>
+      </w:pPr>
+      <w:r>
+        <w:rPr>
+          <w:rFonts w:ascii="Times New Roman" w:hAnsi="Times New Roman" w:cs="Times New Roman"/>
+          <w:i/>
+          <w:color w:val="7F6000"/>
+          <w:sz w:val="22"/>
+        </w:rPr>
+        <w:t xml:space="preserve">[ВСТАВИТЬ СКРИНШОТ: фрагмент диаграммы: подписи интерфейсов без подчёркивания]</w:t>
       </w:r>
     </w:p>
     <w:p>
@@ -1852,7 +1207,7 @@
           <w:sz w:val="22"/>
           <w:szCs w:val="22"/>
         </w:rPr>
-        <w:t>Скриншот 13 — фрагмент диаграммы: подписи интерфейсов без подчёркивания</w:t>
+        <w:t xml:space="preserve">Скриншот 11 — фрагмент диаграммы: подписи интерфейсов без подчёркивания</w:t>
       </w:r>
     </w:p>
     <w:sectPr>

--- a/Правки по замечаниям ЛР3.docx
+++ b/Правки по замечаниям ЛР3.docx
@@ -95,7 +95,7 @@
         <w:jc w:val="both"/>
       </w:pPr>
       <w:r>
-        <w:t xml:space="preserve">На странице «Добавление» до нажатия «Далее» вводится только название компонента, поэтому заголовок этой группы переименован с «Описание» на «Название», подпись поля – «Название компонента».</w:t>
+        <w:t>На странице «Добавление» до нажатия «Далее» вводится только название компонента, поэтому заголовок этой группы переименован с «Описание» на «Название», подпись поля – «Название компонента».</w:t>
       </w:r>
     </w:p>
     <w:p>
@@ -158,7 +158,7 @@
           <w:sz w:val="22"/>
           <w:szCs w:val="22"/>
         </w:rPr>
-        <w:t xml:space="preserve">Скриншот 1 — страница «Добавление» до «Далее»: группа «Название» под фото и видео</w:t>
+        <w:t>Скриншот 1 — страница «Добавление» до «Далее»: группа «Название» под фото и видео</w:t>
       </w:r>
     </w:p>
     <w:p>
@@ -304,7 +304,7 @@
         <w:jc w:val="both"/>
       </w:pPr>
       <w:r>
-        <w:t xml:space="preserve">В Swagger и в коллекции Postman их ровно 10, в README таблица методов пронумерована 1–10.</w:t>
+        <w:t>В Swagger и в коллекции Postman их ровно 10, в README таблица методов пронумерована 1–10.</w:t>
       </w:r>
     </w:p>
     <w:p>
@@ -371,7 +371,7 @@
           <w:sz w:val="22"/>
           <w:szCs w:val="22"/>
         </w:rPr>
-        <w:t xml:space="preserve">Скриншот 2 — Swagger http://127.0.0.1:8000/docs — список из 10 методов</w:t>
+        <w:t>Скриншот 2 — Swagger http://127.0.0.1:8000/docs — список из 10 методов</w:t>
       </w:r>
     </w:p>
     <w:p>
@@ -435,7 +435,7 @@
           <w:sz w:val="22"/>
           <w:szCs w:val="22"/>
         </w:rPr>
-        <w:t xml:space="preserve">Скриншот 3 — Postman — коллекция с 10 запросами</w:t>
+        <w:t>Скриншот 3 — Postman — коллекция с 10 запросами</w:t>
       </w:r>
     </w:p>
     <w:p>
@@ -448,7 +448,7 @@
           <w:b/>
           <w:bCs/>
         </w:rPr>
-        <w:t xml:space="preserve">Замечание 3. status/message не делать</w:t>
+        <w:t>Замечание 3. status/message не делать</w:t>
       </w:r>
     </w:p>
     <w:p>
@@ -510,7 +510,7 @@
         <w:t>{"detail": "описание"}</w:t>
       </w:r>
       <w:r>
-        <w:t xml:space="preserve">. Деавторизация отвечает 204 без тела.</w:t>
+        <w:t>. Деавторизация отвечает 204 без тела.</w:t>
       </w:r>
     </w:p>
     <w:p>
@@ -613,7 +613,6 @@
           <w:noProof/>
           <w:lang w:val="en-US"/>
         </w:rPr>
-        <w:lastRenderedPageBreak/>
         <w:drawing>
           <wp:inline distT="0" distB="0" distL="0" distR="0" wp14:anchorId="73D5A414" wp14:editId="166B3A9C">
             <wp:extent cx="6120130" cy="3477734"/>
@@ -664,7 +663,90 @@
           <w:sz w:val="22"/>
           <w:szCs w:val="22"/>
         </w:rPr>
-        <w:t xml:space="preserve">Скриншот 4 — Postman, GET /api/power_components?max_power=300 — ответ сразу массивом, без status и message</w:t>
+        <w:t>Скриншот</w:t>
+      </w:r>
+      <w:r>
+        <w:rPr>
+          <w:sz w:val="22"/>
+          <w:szCs w:val="22"/>
+          <w:lang w:val="en-US"/>
+        </w:rPr>
+        <w:t xml:space="preserve"> 4 — Postman, GET /api/power_components?max_power=300 — </w:t>
+      </w:r>
+      <w:r>
+        <w:rPr>
+          <w:sz w:val="22"/>
+          <w:szCs w:val="22"/>
+        </w:rPr>
+        <w:t>ответ</w:t>
+      </w:r>
+      <w:r>
+        <w:rPr>
+          <w:sz w:val="22"/>
+          <w:szCs w:val="22"/>
+          <w:lang w:val="en-US"/>
+        </w:rPr>
+        <w:t xml:space="preserve"> </w:t>
+      </w:r>
+      <w:r>
+        <w:rPr>
+          <w:sz w:val="22"/>
+          <w:szCs w:val="22"/>
+        </w:rPr>
+        <w:t>сразу</w:t>
+      </w:r>
+      <w:r>
+        <w:rPr>
+          <w:sz w:val="22"/>
+          <w:szCs w:val="22"/>
+          <w:lang w:val="en-US"/>
+        </w:rPr>
+        <w:t xml:space="preserve"> </w:t>
+      </w:r>
+      <w:r>
+        <w:rPr>
+          <w:sz w:val="22"/>
+          <w:szCs w:val="22"/>
+        </w:rPr>
+        <w:t>массивом</w:t>
+      </w:r>
+      <w:r>
+        <w:rPr>
+          <w:sz w:val="22"/>
+          <w:szCs w:val="22"/>
+          <w:lang w:val="en-US"/>
+        </w:rPr>
+        <w:t xml:space="preserve">, </w:t>
+      </w:r>
+      <w:r>
+        <w:rPr>
+          <w:sz w:val="22"/>
+          <w:szCs w:val="22"/>
+        </w:rPr>
+        <w:t>без</w:t>
+      </w:r>
+      <w:r>
+        <w:rPr>
+          <w:sz w:val="22"/>
+          <w:szCs w:val="22"/>
+          <w:lang w:val="en-US"/>
+        </w:rPr>
+        <w:t xml:space="preserve"> status </w:t>
+      </w:r>
+      <w:r>
+        <w:rPr>
+          <w:sz w:val="22"/>
+          <w:szCs w:val="22"/>
+        </w:rPr>
+        <w:t>и</w:t>
+      </w:r>
+      <w:r>
+        <w:rPr>
+          <w:sz w:val="22"/>
+          <w:szCs w:val="22"/>
+          <w:lang w:val="en-US"/>
+        </w:rPr>
+        <w:t xml:space="preserve"> message</w:t>
       </w:r>
     </w:p>
     <w:p>
@@ -677,6 +759,7 @@
           <w:b/>
           <w:bCs/>
         </w:rPr>
+        <w:lastRenderedPageBreak/>
         <w:t>Замечание 4. Скриншоты нечитаемые</w:t>
       </w:r>
     </w:p>
@@ -694,24 +777,51 @@
     </w:p>
     <w:p>
       <w:pPr>
-        <w:pBdr>
-          <w:top w:val="dashed" w:sz="6" w:space="6" w:color="BF9000"/>
-          <w:left w:val="dashed" w:sz="6" w:space="6" w:color="BF9000"/>
-          <w:bottom w:val="dashed" w:sz="6" w:space="6" w:color="BF9000"/>
-          <w:right w:val="dashed" w:sz="6" w:space="6" w:color="BF9000"/>
-        </w:pBdr>
-        <w:shd w:val="clear" w:color="auto" w:fill="FFF2CC"/>
-        <w:spacing w:before="120" w:after="60"/>
+        <w:spacing w:after="120" w:line="276" w:lineRule="auto"/>
         <w:jc w:val="center"/>
-      </w:pPr>
-      <w:r>
-        <w:rPr>
-          <w:rFonts w:ascii="Times New Roman" w:hAnsi="Times New Roman" w:cs="Times New Roman"/>
-          <w:i/>
-          <w:color w:val="7F6000"/>
-          <w:sz w:val="22"/>
-        </w:rPr>
-        <w:t xml:space="preserve">[ВСТАВИТЬ СКРИНШОТ: пример страницы нового документа со скриншотами]</w:t>
+        <w:rPr>
+          <w:lang w:val="en-US"/>
+        </w:rPr>
+      </w:pPr>
+      <w:r>
+        <w:rPr>
+          <w:lang w:val="en-US"/>
+        </w:rPr>
+        <w:drawing>
+          <wp:inline distT="0" distB="0" distL="0" distR="0" wp14:anchorId="3D0F669E" wp14:editId="5D14E442">
+            <wp:extent cx="6120130" cy="5459730"/>
+            <wp:effectExtent l="0" t="0" r="0" b="7620"/>
+            <wp:docPr id="250998780" name="Рисунок 1"/>
+            <wp:cNvGraphicFramePr>
+              <a:graphicFrameLocks xmlns:a="http://schemas.openxmlformats.org/drawingml/2006/main" noChangeAspect="1"/>
+            </wp:cNvGraphicFramePr>
+            <a:graphic xmlns:a="http://schemas.openxmlformats.org/drawingml/2006/main">
+              <a:graphicData uri="http://schemas.openxmlformats.org/drawingml/2006/picture">
+                <pic:pic xmlns:pic="http://schemas.openxmlformats.org/drawingml/2006/picture">
+                  <pic:nvPicPr>
+                    <pic:cNvPr id="250998780" name=""/>
+                    <pic:cNvPicPr/>
+                  </pic:nvPicPr>
+                  <pic:blipFill>
+                    <a:blip r:embed="rId9"/>
+                    <a:stretch>
+                      <a:fillRect/>
+                    </a:stretch>
+                  </pic:blipFill>
+                  <pic:spPr>
+                    <a:xfrm>
+                      <a:off x="0" y="0"/>
+                      <a:ext cx="6120130" cy="5459730"/>
+                    </a:xfrm>
+                    <a:prstGeom prst="rect">
+                      <a:avLst/>
+                    </a:prstGeom>
+                  </pic:spPr>
+                </pic:pic>
+              </a:graphicData>
+            </a:graphic>
+          </wp:inline>
+        </w:drawing>
       </w:r>
     </w:p>
     <w:p>
@@ -724,7 +834,7 @@
           <w:sz w:val="22"/>
           <w:szCs w:val="22"/>
         </w:rPr>
-        <w:t xml:space="preserve">Скриншот 5 — пример страницы нового документа со скриншотами</w:t>
+        <w:t>Скриншот 5 — пример страницы нового документа со скриншотами</w:t>
       </w:r>
     </w:p>
     <w:p>
@@ -798,8 +908,12 @@
       <w:pPr>
         <w:spacing w:after="120" w:line="276" w:lineRule="auto"/>
         <w:jc w:val="both"/>
-      </w:pPr>
-      <w:r>
+        <w:rPr>
+          <w:lang w:val="en-US"/>
+        </w:rPr>
+      </w:pPr>
+      <w:r>
+        <w:lastRenderedPageBreak/>
         <w:t xml:space="preserve">В ленте возвращаются оба признака: </w:t>
       </w:r>
       <w:r>
@@ -822,7 +936,7 @@
         <w:t>is_mine</w:t>
       </w:r>
       <w:r>
-        <w:t xml:space="preserve">. Назначение признаков описано в README и в описании полей сериализаторов (</w:t>
+        <w:t>. Назначение признаков описано в README и в описании полей сериализаторов (</w:t>
       </w:r>
       <w:r>
         <w:rPr>
@@ -838,24 +952,51 @@
     </w:p>
     <w:p>
       <w:pPr>
-        <w:pBdr>
-          <w:top w:val="dashed" w:sz="6" w:space="6" w:color="BF9000"/>
-          <w:left w:val="dashed" w:sz="6" w:space="6" w:color="BF9000"/>
-          <w:bottom w:val="dashed" w:sz="6" w:space="6" w:color="BF9000"/>
-          <w:right w:val="dashed" w:sz="6" w:space="6" w:color="BF9000"/>
-        </w:pBdr>
-        <w:shd w:val="clear" w:color="auto" w:fill="FFF2CC"/>
-        <w:spacing w:before="120" w:after="60"/>
-        <w:jc w:val="center"/>
-      </w:pPr>
-      <w:r>
-        <w:rPr>
-          <w:rFonts w:ascii="Times New Roman" w:hAnsi="Times New Roman" w:cs="Times New Roman"/>
-          <w:i/>
-          <w:color w:val="7F6000"/>
-          <w:sz w:val="22"/>
-        </w:rPr>
-        <w:t xml:space="preserve">[ВСТАВИТЬ СКРИНШОТ: Postman, GET лента — в ответе is_liked и is_mine]</w:t>
+        <w:spacing w:after="120" w:line="276" w:lineRule="auto"/>
+        <w:jc w:val="both"/>
+        <w:rPr>
+          <w:lang w:val="en-US"/>
+        </w:rPr>
+      </w:pPr>
+      <w:r>
+        <w:rPr>
+          <w:noProof/>
+        </w:rPr>
+        <w:drawing>
+          <wp:inline distT="0" distB="0" distL="0" distR="0" wp14:anchorId="1F5006D0" wp14:editId="1D8AA301">
+            <wp:extent cx="6120130" cy="2484120"/>
+            <wp:effectExtent l="0" t="0" r="0" b="0"/>
+            <wp:docPr id="1350898095" name="Рисунок 1"/>
+            <wp:cNvGraphicFramePr>
+              <a:graphicFrameLocks xmlns:a="http://schemas.openxmlformats.org/drawingml/2006/main" noChangeAspect="1"/>
+            </wp:cNvGraphicFramePr>
+            <a:graphic xmlns:a="http://schemas.openxmlformats.org/drawingml/2006/main">
+              <a:graphicData uri="http://schemas.openxmlformats.org/drawingml/2006/picture">
+                <pic:pic xmlns:pic="http://schemas.openxmlformats.org/drawingml/2006/picture">
+                  <pic:nvPicPr>
+                    <pic:cNvPr id="1350898095" name=""/>
+                    <pic:cNvPicPr/>
+                  </pic:nvPicPr>
+                  <pic:blipFill>
+                    <a:blip r:embed="rId10"/>
+                    <a:stretch>
+                      <a:fillRect/>
+                    </a:stretch>
+                  </pic:blipFill>
+                  <pic:spPr>
+                    <a:xfrm>
+                      <a:off x="0" y="0"/>
+                      <a:ext cx="6120130" cy="2484120"/>
+                    </a:xfrm>
+                    <a:prstGeom prst="rect">
+                      <a:avLst/>
+                    </a:prstGeom>
+                  </pic:spPr>
+                </pic:pic>
+              </a:graphicData>
+            </a:graphic>
+          </wp:inline>
+        </w:drawing>
       </w:r>
     </w:p>
     <w:p>
@@ -871,43 +1012,137 @@
           <w:sz w:val="22"/>
           <w:szCs w:val="22"/>
         </w:rPr>
-        <w:t xml:space="preserve">Скриншот 6 — Postman, GET лента — в ответе is_liked и is_mine</w:t>
-      </w:r>
-    </w:p>
-    <w:p>
-      <w:pPr>
-        <w:pBdr>
-          <w:top w:val="dashed" w:sz="6" w:space="6" w:color="BF9000"/>
-          <w:left w:val="dashed" w:sz="6" w:space="6" w:color="BF9000"/>
-          <w:bottom w:val="dashed" w:sz="6" w:space="6" w:color="BF9000"/>
-          <w:right w:val="dashed" w:sz="6" w:space="6" w:color="BF9000"/>
-        </w:pBdr>
-        <w:shd w:val="clear" w:color="auto" w:fill="FFF2CC"/>
-        <w:spacing w:before="120" w:after="60"/>
-        <w:jc w:val="center"/>
-      </w:pPr>
-      <w:r>
-        <w:rPr>
-          <w:rFonts w:ascii="Times New Roman" w:hAnsi="Times New Roman" w:cs="Times New Roman"/>
-          <w:i/>
-          <w:color w:val="7F6000"/>
-          <w:sz w:val="22"/>
-        </w:rPr>
-        <w:t xml:space="preserve">[ВСТАВИТЬ СКРИНШОТ: README — описание признаков is_mine и is_liked]</w:t>
+        <w:t>Скриншот</w:t>
+      </w:r>
+      <w:r>
+        <w:rPr>
+          <w:sz w:val="22"/>
+          <w:szCs w:val="22"/>
+          <w:lang w:val="en-US"/>
+        </w:rPr>
+        <w:t xml:space="preserve"> 6 — Postman, GET </w:t>
+      </w:r>
+      <w:r>
+        <w:rPr>
+          <w:sz w:val="22"/>
+          <w:szCs w:val="22"/>
+        </w:rPr>
+        <w:t>лента</w:t>
+      </w:r>
+      <w:r>
+        <w:rPr>
+          <w:sz w:val="22"/>
+          <w:szCs w:val="22"/>
+          <w:lang w:val="en-US"/>
+        </w:rPr>
+        <w:t xml:space="preserve"> — </w:t>
+      </w:r>
+      <w:r>
+        <w:rPr>
+          <w:sz w:val="22"/>
+          <w:szCs w:val="22"/>
+        </w:rPr>
+        <w:t>в</w:t>
+      </w:r>
+      <w:r>
+        <w:rPr>
+          <w:sz w:val="22"/>
+          <w:szCs w:val="22"/>
+          <w:lang w:val="en-US"/>
+        </w:rPr>
+        <w:t xml:space="preserve"> </w:t>
+      </w:r>
+      <w:r>
+        <w:rPr>
+          <w:sz w:val="22"/>
+          <w:szCs w:val="22"/>
+        </w:rPr>
+        <w:t>ответе</w:t>
+      </w:r>
+      <w:r>
+        <w:rPr>
+          <w:sz w:val="22"/>
+          <w:szCs w:val="22"/>
+          <w:lang w:val="en-US"/>
+        </w:rPr>
+        <w:t xml:space="preserve"> is_liked </w:t>
+      </w:r>
+      <w:r>
+        <w:rPr>
+          <w:sz w:val="22"/>
+          <w:szCs w:val="22"/>
+        </w:rPr>
+        <w:t>и</w:t>
+      </w:r>
+      <w:r>
+        <w:rPr>
+          <w:sz w:val="22"/>
+          <w:szCs w:val="22"/>
+          <w:lang w:val="en-US"/>
+        </w:rPr>
+        <w:t xml:space="preserve"> is_mine</w:t>
       </w:r>
     </w:p>
     <w:p>
       <w:pPr>
         <w:spacing w:after="200"/>
         <w:jc w:val="center"/>
-      </w:pPr>
-      <w:r>
-        <w:rPr>
-          <w:sz w:val="22"/>
-          <w:szCs w:val="22"/>
-        </w:rPr>
-        <w:lastRenderedPageBreak/>
-        <w:t xml:space="preserve">Скриншот 7 — README — описание признаков is_mine и is_liked</w:t>
+        <w:rPr>
+          <w:lang w:val="en-US"/>
+        </w:rPr>
+      </w:pPr>
+      <w:r>
+        <w:rPr>
+          <w:lang w:val="en-US"/>
+        </w:rPr>
+        <w:drawing>
+          <wp:inline distT="0" distB="0" distL="0" distR="0" wp14:anchorId="02A92AA4" wp14:editId="50EB502F">
+            <wp:extent cx="6120130" cy="1522730"/>
+            <wp:effectExtent l="0" t="0" r="0" b="1270"/>
+            <wp:docPr id="1559216644" name="Рисунок 1"/>
+            <wp:cNvGraphicFramePr>
+              <a:graphicFrameLocks xmlns:a="http://schemas.openxmlformats.org/drawingml/2006/main" noChangeAspect="1"/>
+            </wp:cNvGraphicFramePr>
+            <a:graphic xmlns:a="http://schemas.openxmlformats.org/drawingml/2006/main">
+              <a:graphicData uri="http://schemas.openxmlformats.org/drawingml/2006/picture">
+                <pic:pic xmlns:pic="http://schemas.openxmlformats.org/drawingml/2006/picture">
+                  <pic:nvPicPr>
+                    <pic:cNvPr id="1559216644" name=""/>
+                    <pic:cNvPicPr/>
+                  </pic:nvPicPr>
+                  <pic:blipFill>
+                    <a:blip r:embed="rId11"/>
+                    <a:stretch>
+                      <a:fillRect/>
+                    </a:stretch>
+                  </pic:blipFill>
+                  <pic:spPr>
+                    <a:xfrm>
+                      <a:off x="0" y="0"/>
+                      <a:ext cx="6120130" cy="1522730"/>
+                    </a:xfrm>
+                    <a:prstGeom prst="rect">
+                      <a:avLst/>
+                    </a:prstGeom>
+                  </pic:spPr>
+                </pic:pic>
+              </a:graphicData>
+            </a:graphic>
+          </wp:inline>
+        </w:drawing>
+      </w:r>
+    </w:p>
+    <w:p>
+      <w:pPr>
+        <w:spacing w:after="200"/>
+        <w:jc w:val="center"/>
+      </w:pPr>
+      <w:r>
+        <w:rPr>
+          <w:sz w:val="22"/>
+          <w:szCs w:val="22"/>
+        </w:rPr>
+        <w:t>Скриншот 7 — README — описание признаков is_mine и is_liked</w:t>
       </w:r>
     </w:p>
     <w:p>
@@ -926,7 +1161,6 @@
         <w:rPr>
           <w:b/>
           <w:bCs/>
-          <w:lang w:val="en-US"/>
         </w:rPr>
         <w:t>6</w:t>
       </w:r>
@@ -947,29 +1181,57 @@
         </w:rPr>
       </w:pPr>
       <w:r>
-        <w:t xml:space="preserve">Диаграмма перекомпонована: страницы React-приложения — столбцом слева, интерфейсы — между страницами и доменами, домены — справа, модели и таблицы БД — двумя строками ниже. Диаграмма стала уже и компактнее, поэтому на листе А4 её не приходится сильно уменьшать и текст читается. В домене компонентов 7 методов, в домене сборщиков — 3, видимость «+» у методов скрыта.</w:t>
-      </w:r>
-    </w:p>
-    <w:p>
-      <w:pPr>
-        <w:pBdr>
-          <w:top w:val="dashed" w:sz="6" w:space="6" w:color="BF9000"/>
-          <w:left w:val="dashed" w:sz="6" w:space="6" w:color="BF9000"/>
-          <w:bottom w:val="dashed" w:sz="6" w:space="6" w:color="BF9000"/>
-          <w:right w:val="dashed" w:sz="6" w:space="6" w:color="BF9000"/>
-        </w:pBdr>
-        <w:shd w:val="clear" w:color="auto" w:fill="FFF2CC"/>
-        <w:spacing w:before="120" w:after="60"/>
+        <w:t>Диаграмма перекомпонована: страницы React-приложения — столбцом слева, интерфейсы — между страницами и доменами, домены — справа, модели и таблицы БД — двумя строками ниже. Диаграмма стала уже и компактнее, поэтому на листе А4 её не приходится сильно уменьшать и текст читается. В домене компонентов 7 методов, в домене сборщиков — 3, видимость «+» у методов скрыта.</w:t>
+      </w:r>
+    </w:p>
+    <w:p>
+      <w:pPr>
+        <w:spacing w:after="120" w:line="276" w:lineRule="auto"/>
         <w:jc w:val="center"/>
-      </w:pPr>
-      <w:r>
-        <w:rPr>
-          <w:rFonts w:ascii="Times New Roman" w:hAnsi="Times New Roman" w:cs="Times New Roman"/>
-          <w:i/>
-          <w:color w:val="7F6000"/>
-          <w:sz w:val="22"/>
-        </w:rPr>
-        <w:t xml:space="preserve">[ВСТАВИТЬ СКРИНШОТ: диаграмма классов целиком на ширину страницы]</w:t>
+        <w:rPr>
+          <w:lang w:val="en-US"/>
+        </w:rPr>
+      </w:pPr>
+      <w:r>
+        <w:rPr>
+          <w:lang w:val="en-US"/>
+        </w:rPr>
+        <w:lastRenderedPageBreak/>
+        <w:drawing>
+          <wp:inline distT="0" distB="0" distL="0" distR="0" wp14:anchorId="5BCE66E3" wp14:editId="4F874235">
+            <wp:extent cx="6120130" cy="5558790"/>
+            <wp:effectExtent l="0" t="0" r="0" b="3810"/>
+            <wp:docPr id="1620343451" name="Рисунок 1"/>
+            <wp:cNvGraphicFramePr>
+              <a:graphicFrameLocks xmlns:a="http://schemas.openxmlformats.org/drawingml/2006/main" noChangeAspect="1"/>
+            </wp:cNvGraphicFramePr>
+            <a:graphic xmlns:a="http://schemas.openxmlformats.org/drawingml/2006/main">
+              <a:graphicData uri="http://schemas.openxmlformats.org/drawingml/2006/picture">
+                <pic:pic xmlns:pic="http://schemas.openxmlformats.org/drawingml/2006/picture">
+                  <pic:nvPicPr>
+                    <pic:cNvPr id="1620343451" name=""/>
+                    <pic:cNvPicPr/>
+                  </pic:nvPicPr>
+                  <pic:blipFill>
+                    <a:blip r:embed="rId12"/>
+                    <a:stretch>
+                      <a:fillRect/>
+                    </a:stretch>
+                  </pic:blipFill>
+                  <pic:spPr>
+                    <a:xfrm>
+                      <a:off x="0" y="0"/>
+                      <a:ext cx="6120130" cy="5558790"/>
+                    </a:xfrm>
+                    <a:prstGeom prst="rect">
+                      <a:avLst/>
+                    </a:prstGeom>
+                  </pic:spPr>
+                </pic:pic>
+              </a:graphicData>
+            </a:graphic>
+          </wp:inline>
+        </w:drawing>
       </w:r>
     </w:p>
     <w:p>
@@ -982,7 +1244,7 @@
           <w:sz w:val="22"/>
           <w:szCs w:val="22"/>
         </w:rPr>
-        <w:t xml:space="preserve">Скриншот 8 — диаграмма классов целиком на ширину страницы</w:t>
+        <w:t>Скриншот 8 — диаграмма классов целиком на ширину страницы</w:t>
       </w:r>
     </w:p>
     <w:p>
@@ -1001,7 +1263,6 @@
         <w:rPr>
           <w:b/>
           <w:bCs/>
-          <w:lang w:val="en-US"/>
         </w:rPr>
         <w:t>7</w:t>
       </w:r>
@@ -1022,29 +1283,57 @@
         </w:rPr>
       </w:pPr>
       <w:r>
-        <w:t xml:space="preserve">Страницы названы по предметной области: «Страница плитки компонентов ПК», «Страница ленты компонентов ПК», «Страница добавления компонента ПК», «Страница входа сборщика ПК». Для них включён перенос текста (Format → Word Wrap), поэтому названия переносятся по словам и блоки страниц узкие.</w:t>
-      </w:r>
-    </w:p>
-    <w:p>
-      <w:pPr>
-        <w:pBdr>
-          <w:top w:val="dashed" w:sz="6" w:space="6" w:color="BF9000"/>
-          <w:left w:val="dashed" w:sz="6" w:space="6" w:color="BF9000"/>
-          <w:bottom w:val="dashed" w:sz="6" w:space="6" w:color="BF9000"/>
-          <w:right w:val="dashed" w:sz="6" w:space="6" w:color="BF9000"/>
-        </w:pBdr>
-        <w:shd w:val="clear" w:color="auto" w:fill="FFF2CC"/>
-        <w:spacing w:before="120" w:after="60"/>
+        <w:t>Страницы названы по предметной области: «Страница плитки компонентов ПК», «Страница ленты компонентов ПК», «Страница добавления компонента ПК», «Страница входа сборщика ПК». Для них включён перенос текста, поэтому названия переносятся по словам и блоки страниц узкие.</w:t>
+      </w:r>
+    </w:p>
+    <w:p>
+      <w:pPr>
+        <w:spacing w:after="120" w:line="276" w:lineRule="auto"/>
         <w:jc w:val="center"/>
-      </w:pPr>
-      <w:r>
-        <w:rPr>
-          <w:rFonts w:ascii="Times New Roman" w:hAnsi="Times New Roman" w:cs="Times New Roman"/>
-          <w:i/>
-          <w:color w:val="7F6000"/>
-          <w:sz w:val="22"/>
-        </w:rPr>
-        <w:t xml:space="preserve">[ВСТАВИТЬ СКРИНШОТ: фрагмент диаграммы: пакет «React приложение» со страницами]</w:t>
+        <w:rPr>
+          <w:lang w:val="en-US"/>
+        </w:rPr>
+      </w:pPr>
+      <w:r>
+        <w:rPr>
+          <w:lang w:val="en-US"/>
+        </w:rPr>
+        <w:lastRenderedPageBreak/>
+        <w:drawing>
+          <wp:inline distT="0" distB="0" distL="0" distR="0" wp14:anchorId="13441054" wp14:editId="35332156">
+            <wp:extent cx="2010056" cy="5001323"/>
+            <wp:effectExtent l="0" t="0" r="9525" b="0"/>
+            <wp:docPr id="430342784" name="Рисунок 1"/>
+            <wp:cNvGraphicFramePr>
+              <a:graphicFrameLocks xmlns:a="http://schemas.openxmlformats.org/drawingml/2006/main" noChangeAspect="1"/>
+            </wp:cNvGraphicFramePr>
+            <a:graphic xmlns:a="http://schemas.openxmlformats.org/drawingml/2006/main">
+              <a:graphicData uri="http://schemas.openxmlformats.org/drawingml/2006/picture">
+                <pic:pic xmlns:pic="http://schemas.openxmlformats.org/drawingml/2006/picture">
+                  <pic:nvPicPr>
+                    <pic:cNvPr id="430342784" name=""/>
+                    <pic:cNvPicPr/>
+                  </pic:nvPicPr>
+                  <pic:blipFill>
+                    <a:blip r:embed="rId13"/>
+                    <a:stretch>
+                      <a:fillRect/>
+                    </a:stretch>
+                  </pic:blipFill>
+                  <pic:spPr>
+                    <a:xfrm>
+                      <a:off x="0" y="0"/>
+                      <a:ext cx="2010056" cy="5001323"/>
+                    </a:xfrm>
+                    <a:prstGeom prst="rect">
+                      <a:avLst/>
+                    </a:prstGeom>
+                  </pic:spPr>
+                </pic:pic>
+              </a:graphicData>
+            </a:graphic>
+          </wp:inline>
+        </w:drawing>
       </w:r>
     </w:p>
     <w:p>
@@ -1057,7 +1346,7 @@
           <w:sz w:val="22"/>
           <w:szCs w:val="22"/>
         </w:rPr>
-        <w:t xml:space="preserve">Скриншот 9 — фрагмент диаграммы: пакет «React приложение» со страницами</w:t>
+        <w:t>Скриншот 9 — фрагмент диаграммы: пакет «React приложение» со страницами</w:t>
       </w:r>
     </w:p>
     <w:p>
@@ -1076,7 +1365,6 @@
         <w:rPr>
           <w:b/>
           <w:bCs/>
-          <w:lang w:val="en-US"/>
         </w:rPr>
         <w:t>8</w:t>
       </w:r>
@@ -1102,24 +1390,52 @@
     </w:p>
     <w:p>
       <w:pPr>
-        <w:pBdr>
-          <w:top w:val="dashed" w:sz="6" w:space="6" w:color="BF9000"/>
-          <w:left w:val="dashed" w:sz="6" w:space="6" w:color="BF9000"/>
-          <w:bottom w:val="dashed" w:sz="6" w:space="6" w:color="BF9000"/>
-          <w:right w:val="dashed" w:sz="6" w:space="6" w:color="BF9000"/>
-        </w:pBdr>
-        <w:shd w:val="clear" w:color="auto" w:fill="FFF2CC"/>
-        <w:spacing w:before="120" w:after="60"/>
+        <w:spacing w:after="120" w:line="276" w:lineRule="auto"/>
         <w:jc w:val="center"/>
-      </w:pPr>
-      <w:r>
-        <w:rPr>
-          <w:rFonts w:ascii="Times New Roman" w:hAnsi="Times New Roman" w:cs="Times New Roman"/>
-          <w:i/>
-          <w:color w:val="7F6000"/>
-          <w:sz w:val="22"/>
-        </w:rPr>
-        <w:t xml:space="preserve">[ВСТАВИТЬ СКРИНШОТ: фрагмент диаграммы: интерфейсы между страницами и доменами]</w:t>
+        <w:rPr>
+          <w:lang w:val="en-US"/>
+        </w:rPr>
+      </w:pPr>
+      <w:r>
+        <w:rPr>
+          <w:lang w:val="en-US"/>
+        </w:rPr>
+        <w:lastRenderedPageBreak/>
+        <w:drawing>
+          <wp:inline distT="0" distB="0" distL="0" distR="0" wp14:anchorId="4922F435" wp14:editId="4507803E">
+            <wp:extent cx="6120130" cy="3308350"/>
+            <wp:effectExtent l="0" t="0" r="0" b="6350"/>
+            <wp:docPr id="1950125482" name="Рисунок 1"/>
+            <wp:cNvGraphicFramePr>
+              <a:graphicFrameLocks xmlns:a="http://schemas.openxmlformats.org/drawingml/2006/main" noChangeAspect="1"/>
+            </wp:cNvGraphicFramePr>
+            <a:graphic xmlns:a="http://schemas.openxmlformats.org/drawingml/2006/main">
+              <a:graphicData uri="http://schemas.openxmlformats.org/drawingml/2006/picture">
+                <pic:pic xmlns:pic="http://schemas.openxmlformats.org/drawingml/2006/picture">
+                  <pic:nvPicPr>
+                    <pic:cNvPr id="1950125482" name=""/>
+                    <pic:cNvPicPr/>
+                  </pic:nvPicPr>
+                  <pic:blipFill>
+                    <a:blip r:embed="rId14"/>
+                    <a:stretch>
+                      <a:fillRect/>
+                    </a:stretch>
+                  </pic:blipFill>
+                  <pic:spPr>
+                    <a:xfrm>
+                      <a:off x="0" y="0"/>
+                      <a:ext cx="6120130" cy="3308350"/>
+                    </a:xfrm>
+                    <a:prstGeom prst="rect">
+                      <a:avLst/>
+                    </a:prstGeom>
+                  </pic:spPr>
+                </pic:pic>
+              </a:graphicData>
+            </a:graphic>
+          </wp:inline>
+        </w:drawing>
       </w:r>
     </w:p>
     <w:p>
@@ -1132,7 +1448,7 @@
           <w:sz w:val="22"/>
           <w:szCs w:val="22"/>
         </w:rPr>
-        <w:t xml:space="preserve">Скриншот 10 — фрагмент диаграммы: интерфейсы между страницами и доменами</w:t>
+        <w:t>Скриншот 10 — фрагмент диаграммы: интерфейсы между страницами и доменами</w:t>
       </w:r>
     </w:p>
     <w:p>
@@ -1151,7 +1467,6 @@
         <w:rPr>
           <w:b/>
           <w:bCs/>
-          <w:lang w:val="en-US"/>
         </w:rPr>
         <w:t>9</w:t>
       </w:r>
@@ -1172,29 +1487,56 @@
         </w:rPr>
       </w:pPr>
       <w:r>
-        <w:t xml:space="preserve">Подчёркивание под названиями интерфейсов давали пустые секции атрибутов и операций, которые StarUML рисует под значком интерфейса двумя линиями. Секции скрыты (Suppress Attributes и Suppress Operations), подписи интерфейсов теперь без линий.</w:t>
-      </w:r>
-    </w:p>
-    <w:p>
-      <w:pPr>
-        <w:pBdr>
-          <w:top w:val="dashed" w:sz="6" w:space="6" w:color="BF9000"/>
-          <w:left w:val="dashed" w:sz="6" w:space="6" w:color="BF9000"/>
-          <w:bottom w:val="dashed" w:sz="6" w:space="6" w:color="BF9000"/>
-          <w:right w:val="dashed" w:sz="6" w:space="6" w:color="BF9000"/>
-        </w:pBdr>
-        <w:shd w:val="clear" w:color="auto" w:fill="FFF2CC"/>
-        <w:spacing w:before="120" w:after="60"/>
+        <w:t>Подчёркивание под названиями интерфейсов давали пустые секции атрибутов и операций, которые StarUML рисует под значком интерфейса двумя линиями. Секции скрыты, подписи интерфейсов теперь без линий.</w:t>
+      </w:r>
+    </w:p>
+    <w:p>
+      <w:pPr>
+        <w:spacing w:after="120" w:line="276" w:lineRule="auto"/>
         <w:jc w:val="center"/>
-      </w:pPr>
-      <w:r>
-        <w:rPr>
-          <w:rFonts w:ascii="Times New Roman" w:hAnsi="Times New Roman" w:cs="Times New Roman"/>
-          <w:i/>
-          <w:color w:val="7F6000"/>
-          <w:sz w:val="22"/>
-        </w:rPr>
-        <w:t xml:space="preserve">[ВСТАВИТЬ СКРИНШОТ: фрагмент диаграммы: подписи интерфейсов без подчёркивания]</w:t>
+        <w:rPr>
+          <w:lang w:val="en-US"/>
+        </w:rPr>
+      </w:pPr>
+      <w:r>
+        <w:rPr>
+          <w:lang w:val="en-US"/>
+        </w:rPr>
+        <w:drawing>
+          <wp:inline distT="0" distB="0" distL="0" distR="0" wp14:anchorId="75216C13" wp14:editId="1E3C0DC4">
+            <wp:extent cx="1733792" cy="3562847"/>
+            <wp:effectExtent l="0" t="0" r="0" b="0"/>
+            <wp:docPr id="1078805152" name="Рисунок 1"/>
+            <wp:cNvGraphicFramePr>
+              <a:graphicFrameLocks xmlns:a="http://schemas.openxmlformats.org/drawingml/2006/main" noChangeAspect="1"/>
+            </wp:cNvGraphicFramePr>
+            <a:graphic xmlns:a="http://schemas.openxmlformats.org/drawingml/2006/main">
+              <a:graphicData uri="http://schemas.openxmlformats.org/drawingml/2006/picture">
+                <pic:pic xmlns:pic="http://schemas.openxmlformats.org/drawingml/2006/picture">
+                  <pic:nvPicPr>
+                    <pic:cNvPr id="1078805152" name=""/>
+                    <pic:cNvPicPr/>
+                  </pic:nvPicPr>
+                  <pic:blipFill>
+                    <a:blip r:embed="rId15"/>
+                    <a:stretch>
+                      <a:fillRect/>
+                    </a:stretch>
+                  </pic:blipFill>
+                  <pic:spPr>
+                    <a:xfrm>
+                      <a:off x="0" y="0"/>
+                      <a:ext cx="1733792" cy="3562847"/>
+                    </a:xfrm>
+                    <a:prstGeom prst="rect">
+                      <a:avLst/>
+                    </a:prstGeom>
+                  </pic:spPr>
+                </pic:pic>
+              </a:graphicData>
+            </a:graphic>
+          </wp:inline>
+        </w:drawing>
       </w:r>
     </w:p>
     <w:p>
@@ -1207,7 +1549,7 @@
           <w:sz w:val="22"/>
           <w:szCs w:val="22"/>
         </w:rPr>
-        <w:t xml:space="preserve">Скриншот 11 — фрагмент диаграммы: подписи интерфейсов без подчёркивания</w:t>
+        <w:t>Скриншот 11 — фрагмент диаграммы: подписи интерфейсов без подчёркивания</w:t>
       </w:r>
     </w:p>
     <w:sectPr>

--- a/Правки по замечаниям ЛР3.docx
+++ b/Правки по замечаниям ЛР3.docx
@@ -95,7 +95,7 @@
         <w:jc w:val="both"/>
       </w:pPr>
       <w:r>
-        <w:t>На странице «Добавление» до нажатия «Далее» вводится только название компонента, поэтому заголовок этой группы переименован с «Описание» на «Название», подпись поля – «Название компонента».</w:t>
+        <w:t>На странице «Добавление» до нажатия «Далее» вводится только название компонента, поэтому заголовок этой группы переименован с «Описание» на «Название», подпись поля — «Название компонента».</w:t>
       </w:r>
     </w:p>
     <w:p>
@@ -262,7 +262,7 @@
         <w:t>next</w:t>
       </w:r>
       <w:r>
-        <w:t xml:space="preserve">: без параметров – первый опубликованный компонент, с </w:t>
+        <w:t xml:space="preserve">: без параметров — первый опубликованный компонент, с </w:t>
       </w:r>
       <w:r>
         <w:rPr>
@@ -273,7 +273,7 @@
         <w:t>power_component_id</w:t>
       </w:r>
       <w:r>
-        <w:t xml:space="preserve"> – этот компонент, с </w:t>
+        <w:t xml:space="preserve"> — этот компонент, с </w:t>
       </w:r>
       <w:r>
         <w:rPr>
@@ -295,7 +295,7 @@
         <w:t>next=true</w:t>
       </w:r>
       <w:r>
-        <w:t xml:space="preserve"> – следующий опубликованный после него.</w:t>
+        <w:t xml:space="preserve"> — следующий опубликованный после него.</w:t>
       </w:r>
     </w:p>
     <w:p>
@@ -499,7 +499,7 @@
         <w:t xml:space="preserve">. </w:t>
       </w:r>
       <w:r>
-        <w:t xml:space="preserve">Методы возвращают сами данные – объект или массив, а результат запроса передаётся HTTP-кодом: 200, 201, 204 при успехе и 400, 403, 404, 405, 409, 500 при ошибке. Тело ошибки – стандартное для FastAPI: </w:t>
+        <w:t xml:space="preserve">Методы возвращают сами данные — объект или массив, а результат запроса передаётся HTTP-кодом: 200, 201, 204 при успехе и 400, 403, 404, 405, 409, 500 при ошибке. Тело ошибки — стандартное для FastAPI: </w:t>
       </w:r>
       <w:r>
         <w:rPr>
@@ -1487,7 +1487,7 @@
         </w:rPr>
       </w:pPr>
       <w:r>
-        <w:t>Подчёркивание под названиями интерфейсов давали пустые секции атрибутов и операций, которые StarUML рисует под значком интерфейса двумя линиями. Секции скрыты, подписи интерфейсов теперь без линий.</w:t>
+        <w:t>Подчёркивания под названиями интерфейсов давали пустые секции атрибутов и операций, которые StarUML рисует под значком интерфейса двумя линиями. Секции скрыты, подписи интерфейсов теперь без линий.</w:t>
       </w:r>
     </w:p>
     <w:p>
